--- a/a7/build/out/u6/A7 6.T2 Interior and Exterior Angles of a Triangle - Lesson Plan.docx
+++ b/a7/build/out/u6/A7 6.T2 Interior and Exterior Angles of a Triangle - Lesson Plan.docx
@@ -3728,7 +3728,7 @@
                 <w:color w:val="1A1A1A"/>
                 <w:sz w:val="18"/>
               </w:rPr>
-              <w:t>An isosceles triangle has two base angles of 52°.  Find the third angle.</w:t>
+              <w:t>An isosceles triangle's two base angles are equal. Each is 52°.  Find the third angle.</w:t>
             </w:r>
           </w:p>
         </w:tc>
@@ -3919,7 +3919,7 @@
                 <w:color w:val="1A1A1A"/>
                 <w:sz w:val="18"/>
               </w:rPr>
-              <w:t>65 — the interior angle beside it, 180 − 115 [Source of Truth, GR.1.5: the exterior angle confused with its neighbour]; 245 — the angle around the outside [Source of Truth, GR.1.5: the reflex angle]</w:t>
+              <w:t>65 — the interior angle beside it, 180 − 115 [Notes II: the exterior angle is not the interior angle beside it]; 295 — the angle around the outside, 360 − 65 [Florida B1G-M, GR.1.5: the reflex angle]</w:t>
             </w:r>
           </w:p>
         </w:tc>
@@ -4048,7 +4048,7 @@
                 <w:color w:val="1A1A1A"/>
                 <w:sz w:val="18"/>
               </w:rPr>
-              <w:t>(A) equals the adjacent interior angle [the brief's named error: the exterior angle is not the interior angle beside it]; (C) the angle around the outside, 360 − 75 [Source of Truth, GR.1.5: the exterior angle taken as the reflex angle]; (D) only one remote angle [the Exterior Angle Theorem adds both]</w:t>
+              <w:t>(A) equals the adjacent interior angle [Notes II: the exterior angle is not the interior angle beside it]; (C) the angle around the outside, 360 − 75 [Florida B1G-M, GR.1.5: the exterior angle taken as the reflex angle]; (D) only one remote angle [the Exterior Angle Theorem adds both]</w:t>
             </w:r>
           </w:p>
         </w:tc>
@@ -4177,7 +4177,7 @@
                 <w:color w:val="1A1A1A"/>
                 <w:sz w:val="18"/>
               </w:rPr>
-              <w:t>185 — added the exterior and the remote angle [the theorem: the remote angles add TO the exterior one]; 50 — the interior angle beside the exterior one [Source of Truth, GR.1.5]</w:t>
+              <w:t>185 — added the exterior and the remote angle [the theorem: the remote angles add TO the exterior one]; 50 — the interior angle beside the exterior one [Notes II: the exterior angle is not the interior angle beside it]</w:t>
             </w:r>
           </w:p>
         </w:tc>
@@ -4428,6 +4428,15 @@
             <w:pPr>
               <w:spacing w:after="0"/>
             </w:pPr>
+            <w:r>
+              <w:rPr>
+                <w:b w:val="0"/>
+                <w:i w:val="0"/>
+                <w:color w:val="1A1A1A"/>
+                <w:sz w:val="18"/>
+              </w:rPr>
+              <w:t>28 alone — reported x, one angle of three [Math Nation names reporting x]</w:t>
+            </w:r>
           </w:p>
         </w:tc>
       </w:tr>
@@ -4555,7 +4564,7 @@
                 <w:color w:val="1A1A1A"/>
                 <w:sz w:val="18"/>
               </w:rPr>
-              <w:t>(A) the exterior angle used as an interior angle in the Triangle Sum [Math Nation names writing the equation for the wrong relationship]; (B) one remote angle only [the theorem adds both]; (D) all four angles summed to 180 [the exterior angle is outside the triangle's sum]</w:t>
+              <w:t>(A) the exterior angle and one remote angle taken as a linear pair [Notes II: the exterior angle's linear pair is the interior angle beside it]; (B) one remote angle only [the theorem adds both]; (D) the exterior angle used as an interior angle in the Triangle Sum [Math Nation names writing the equation for the wrong relationship]</w:t>
             </w:r>
           </w:p>
         </w:tc>

--- a/a7/build/out/u6/A7 6.T2 Interior and Exterior Angles of a Triangle - Lesson Plan.docx
+++ b/a7/build/out/u6/A7 6.T2 Interior and Exterior Angles of a Triangle - Lesson Plan.docx
@@ -1843,7 +1843,7 @@
                 <w:color w:val="1A1A1A"/>
                 <w:sz w:val="19"/>
               </w:rPr>
-              <w:t>Teach from the front. Expand once per law; say the OFF line out loud.</w:t>
+              <w:t>Teach from the front; say the OFF line out loud.</w:t>
             </w:r>
           </w:p>
         </w:tc>
@@ -5245,7 +5245,7 @@
                 <w:color w:val="1A1A1A"/>
                 <w:sz w:val="21"/>
               </w:rPr>
-              <w:t xml:space="preserve">  The six-question independent set is worked silently in class; whatever is not finished goes home. IXL, all skills required to a SmartScore of 67, due at the start of the next class: Find missing angles in triangles — JFJ; Exterior Angle Theorem — FMP; Triangle Angle-Sum Theorem — 6Q6.</w:t>
+              <w:t xml:space="preserve">  The six-question independent set is worked silently in class; whatever is not finished goes home. IXL, all skills required to a SmartScore of 67, due by the Unit 11 test: Find missing angles in triangles — JFJ; Exterior Angle Theorem — FMP; Triangle Angle-Sum Theorem — 6Q6.</w:t>
             </w:r>
           </w:p>
         </w:tc>

--- a/a7/build/out/u6/A7 6.T2 Interior and Exterior Angles of a Triangle - Lesson Plan.docx
+++ b/a7/build/out/u6/A7 6.T2 Interior and Exterior Angles of a Triangle - Lesson Plan.docx
@@ -1714,7 +1714,7 @@
                 <w:color w:val="1A1A1A"/>
                 <w:sz w:val="19"/>
               </w:rPr>
-              <w:t>Two minutes silent, then reveal. One sentence of reteach per question at most. Then the new words, read once.</w:t>
+              <w:t>Silent, then reveal. One sentence of reteach per question at most. Then the new words, read once.</w:t>
             </w:r>
           </w:p>
         </w:tc>
@@ -1843,7 +1843,7 @@
                 <w:color w:val="1A1A1A"/>
                 <w:sz w:val="19"/>
               </w:rPr>
-              <w:t>Teach from the front; say the OFF line out loud.</w:t>
+              <w:t>Teach from the front; say the off-slide sentence out loud.</w:t>
             </w:r>
           </w:p>
         </w:tc>
@@ -2777,7 +2777,7 @@
                 <w:color w:val="1A1A1A"/>
                 <w:sz w:val="19"/>
               </w:rPr>
-              <w:t>Start the skills; finish tonight.</w:t>
+              <w:t>Start the skills; due by the Unit 11 test.</w:t>
             </w:r>
           </w:p>
         </w:tc>
@@ -2972,7 +2972,7 @@
                 <w:color w:val="1A1A1A"/>
                 <w:sz w:val="21"/>
               </w:rPr>
-              <w:t xml:space="preserve">  The Notes slides and the worked half of each Example: the teacher writes, the class copies, and the OFF line is said out loud rather than printed.</w:t>
+              <w:t xml:space="preserve">  The Notes slides and the worked half of each Example: the teacher writes, the class copies, and the off-slide sentence is said out loud rather than printed.</w:t>
             </w:r>
           </w:p>
           <w:p>
